--- a/july_2026/adjective_tests/adjective_analysis_output/declension_exceptions.docx
+++ b/july_2026/adjective_tests/adjective_analysis_output/declension_exceptions.docx
@@ -78,7 +78,7 @@
       </w:r>
       <w:r>
         <w:br/>
-        <w:t>Line 07-0-ch 117 (data/oxford_txts/ShipT_oxford.txt)</w:t>
+        <w:t>Line The Shipman's Tale 117 (data/oxford_txts/ShipT_oxford.txt)</w:t>
         <w:br/>
       </w:r>
       <w:r>
